--- a/_115_ADMIN__MYSTERY_SHOPS.docx
+++ b/_115_ADMIN__MYSTERY_SHOPS.docx
@@ -384,12 +384,32 @@
     </w:p>
     <w:p>
       <w:r>
+        <w:t>- "To dispute a Mystery Shop result, use the Mystery Shop dispute form: &lt;https://sandboxvr-support.freshdesk.com/support/tickets/new?ticket_form=mystery_shop_challenge|Submit Mystery Shop Dispute Form&gt;"</w:t>
+      </w:r>
+    </w:p>
+    <w:p>
+      <w:r>
+        <w:t>- "To review the Mystery Shop questionnaire, see: &lt;https://docs.google.com/spreadsheets/d/1ng8gxUZ9Q31BXMUv-X6fZ6dzvajxONzPMm2uqpzHuMg/edit?usp=sharing&amp;urp=gmail_link|Mystery Shop Questionnaire&gt;"</w:t>
+      </w:r>
+    </w:p>
+    <w:p>
+      <w:r>
         <w:t>- "For questions about your store's Mystery Shop results or whether your location participates, check with your Ops Leader."</w:t>
       </w:r>
     </w:p>
     <w:p>
       <w:r>
-        <w:t>Updated: 12 Jul 2026 — This file was created via the Apollo KB File Creator.</w:t>
+        <w:t>*DO NOT Rules*</w:t>
+      </w:r>
+    </w:p>
+    <w:p>
+      <w:r>
+        <w:t>- DO NOT state that a Mystery Shop dispute form does not exist. The dispute form is submitted via Freshdesk.</w:t>
+      </w:r>
+    </w:p>
+    <w:p>
+      <w:r>
+        <w:t>Updated: 13 Jul 2026 — Corrected via the Apollo KB Editor to add the Mystery Shop dispute form and questionnaire links.</w:t>
       </w:r>
     </w:p>
     <w:sectPr>

--- a/_115_ADMIN__MYSTERY_SHOPS.docx
+++ b/_115_ADMIN__MYSTERY_SHOPS.docx
@@ -389,12 +389,27 @@
     </w:p>
     <w:p>
       <w:r>
+        <w:t>- "The Mystery Shop dispute form is a Freshdesk ticket form. When listing all Freshdesk ticket forms, include it alongside RMA, eWaste, Reliability Hardware, Repair &amp; Maintenance, Store Incident Tracker, Onboarding, Offboarding, Google Password Reset, Oasis Content Request, and People Team Request: &lt;https://sandboxvr-support.freshdesk.com/support/tickets/new?ticket_form=mystery_shop_challenge|Submit Mystery Shop Dispute Form&gt;"</w:t>
+      </w:r>
+    </w:p>
+    <w:p>
+      <w:r>
         <w:t>- "To review the Mystery Shop questionnaire, see: &lt;https://docs.google.com/spreadsheets/d/1ng8gxUZ9Q31BXMUv-X6fZ6dzvajxONzPMm2uqpzHuMg/edit?usp=sharing&amp;urp=gmail_link|Mystery Shop Questionnaire&gt;"</w:t>
       </w:r>
     </w:p>
     <w:p>
       <w:r>
         <w:t>- "For questions about your store's Mystery Shop results or whether your location participates, check with your Ops Leader."</w:t>
+      </w:r>
+    </w:p>
+    <w:p>
+      <w:r>
+        <w:t>*DO NOT Rules*</w:t>
+      </w:r>
+    </w:p>
+    <w:p>
+      <w:r>
+        <w:t>- DO NOT omit the Mystery Shop dispute form when listing all Freshdesk ticket forms — it is a valid Freshdesk form and must be included in any complete list.</w:t>
       </w:r>
     </w:p>
     <w:p>

--- a/_115_ADMIN__MYSTERY_SHOPS.docx
+++ b/_115_ADMIN__MYSTERY_SHOPS.docx
@@ -389,7 +389,7 @@
     </w:p>
     <w:p>
       <w:r>
-        <w:t>- "The Mystery Shop dispute form is a Freshdesk ticket form. When listing all Freshdesk ticket forms, include it alongside RMA, eWaste, Reliability Hardware, Repair &amp; Maintenance, Store Incident Tracker, Onboarding, Offboarding, Google Password Reset, Oasis Content Request, and People Team Request: &lt;https://sandboxvr-support.freshdesk.com/support/tickets/new?ticket_form=mystery_shop_challenge|Submit Mystery Shop Dispute Form&gt;"</w:t>
+        <w:t>- "The Mystery Shop dispute form is a Freshdesk ticket form. When listing all Freshdesk ticket forms, always include it alongside RMA, eWaste, Reliability Hardware, Repair &amp; Maintenance, Store Incident Tracker, Onboarding, Offboarding, Google Password Reset, Oasis Content Request, and People Team Request: &lt;https://sandboxvr-support.freshdesk.com/support/tickets/new?ticket_form=mystery_shop_challenge|Submit Mystery Shop Dispute Form&gt;"</w:t>
       </w:r>
     </w:p>
     <w:p>
@@ -400,6 +400,16 @@
     <w:p>
       <w:r>
         <w:t>- "For questions about your store's Mystery Shop results or whether your location participates, check with your Ops Leader."</w:t>
+      </w:r>
+    </w:p>
+    <w:p>
+      <w:r>
+        <w:t>*DO NOT Rules*</w:t>
+      </w:r>
+    </w:p>
+    <w:p>
+      <w:r>
+        <w:t>- DO NOT omit the Mystery Shop dispute form when listing all Freshdesk ticket forms — it is a valid Freshdesk form and must appear alongside RMA, eWaste, Reliability Hardware, Repair &amp; Maintenance, Store Incident Tracker, Onboarding, Offboarding, Google Password Reset, Oasis Content Request, and People Team Request.</w:t>
       </w:r>
     </w:p>
     <w:p>
